--- a/03-Propuesta técnica/Propuesta Tecnica.docx
+++ b/03-Propuesta técnica/Propuesta Tecnica.docx
@@ -100,7 +100,18 @@
           <w:szCs w:val="24"/>
           <w:lang w:eastAsia="es-ES"/>
         </w:rPr>
-        <w:t xml:space="preserve">Ficha: 2899747 </w:t>
+        <w:t>Ficha: 2</w:t>
+      </w:r>
+      <w:r>
+        <w:rPr>
+          <w:rFonts w:ascii="Times New Roman" w:eastAsia="Times New Roman" w:hAnsi="Times New Roman" w:cs="Times New Roman"/>
+          <w:b/>
+          <w:bCs/>
+          <w:sz w:val="24"/>
+          <w:szCs w:val="24"/>
+          <w:lang w:eastAsia="es-ES"/>
+        </w:rPr>
+        <w:t>900177</w:t>
       </w:r>
     </w:p>
     <w:p>
@@ -915,6 +926,15 @@
           <w:lang w:val="es-CO" w:eastAsia="es-CO"/>
         </w:rPr>
         <w:t>Aplicación móvil: React Native</w:t>
+      </w:r>
+      <w:r>
+        <w:rPr>
+          <w:rFonts w:ascii="Times New Roman" w:eastAsia="Times New Roman" w:hAnsi="Times New Roman" w:cs="Times New Roman"/>
+          <w:sz w:val="24"/>
+          <w:szCs w:val="24"/>
+          <w:lang w:val="es-CO" w:eastAsia="es-CO"/>
+        </w:rPr>
+        <w:t xml:space="preserve"> con Expo</w:t>
       </w:r>
     </w:p>
     <w:p>
@@ -5659,26 +5679,6 @@
 </file>
 
 <file path=customXml/item1.xml><?xml version="1.0" encoding="utf-8"?>
-<?mso-contentType ?>
-<FormTemplates xmlns="http://schemas.microsoft.com/sharepoint/v3/contenttype/forms">
-  <Display>DocumentLibraryForm</Display>
-  <Edit>DocumentLibraryForm</Edit>
-  <New>DocumentLibraryForm</New>
-</FormTemplates>
-</file>
-
-<file path=customXml/item2.xml><?xml version="1.0" encoding="utf-8"?>
-<p:properties xmlns:p="http://schemas.microsoft.com/office/2006/metadata/properties" xmlns:xsi="http://www.w3.org/2001/XMLSchema-instance" xmlns:pc="http://schemas.microsoft.com/office/infopath/2007/PartnerControls">
-  <documentManagement>
-    <TaxCatchAll xmlns="8e4e03e1-f8b1-44af-8a18-d6c17e30f4d4" xsi:nil="true"/>
-    <lcf76f155ced4ddcb4097134ff3c332f xmlns="e3f02ce4-f17e-46f8-88f7-72120ec08e56">
-      <Terms xmlns="http://schemas.microsoft.com/office/infopath/2007/PartnerControls"/>
-    </lcf76f155ced4ddcb4097134ff3c332f>
-  </documentManagement>
-</p:properties>
-</file>
-
-<file path=customXml/item3.xml><?xml version="1.0" encoding="utf-8"?>
 <ct:contentTypeSchema xmlns:ct="http://schemas.microsoft.com/office/2006/metadata/contentType" xmlns:ma="http://schemas.microsoft.com/office/2006/metadata/properties/metaAttributes" ct:_="" ma:_="" ma:contentTypeName="Document" ma:contentTypeID="0x01010029D82C79E9C45A4F8892A5168669910F" ma:contentTypeVersion="12" ma:contentTypeDescription="Create a new document." ma:contentTypeScope="" ma:versionID="1ea8e158fdb56c00ff9dbd260d4d852a">
   <xsd:schema xmlns:xsd="http://www.w3.org/2001/XMLSchema" xmlns:xs="http://www.w3.org/2001/XMLSchema" xmlns:p="http://schemas.microsoft.com/office/2006/metadata/properties" xmlns:ns2="e3f02ce4-f17e-46f8-88f7-72120ec08e56" xmlns:ns3="8e4e03e1-f8b1-44af-8a18-d6c17e30f4d4" targetNamespace="http://schemas.microsoft.com/office/2006/metadata/properties" ma:root="true" ma:fieldsID="dfc354b75f42f41b3089271a87c970f8" ns2:_="" ns3:_="">
     <xsd:import namespace="e3f02ce4-f17e-46f8-88f7-72120ec08e56"/>
@@ -5879,10 +5879,41 @@
 </ct:contentTypeSchema>
 </file>
 
+<file path=customXml/item2.xml><?xml version="1.0" encoding="utf-8"?>
+<p:properties xmlns:p="http://schemas.microsoft.com/office/2006/metadata/properties" xmlns:xsi="http://www.w3.org/2001/XMLSchema-instance" xmlns:pc="http://schemas.microsoft.com/office/infopath/2007/PartnerControls">
+  <documentManagement>
+    <TaxCatchAll xmlns="8e4e03e1-f8b1-44af-8a18-d6c17e30f4d4" xsi:nil="true"/>
+    <lcf76f155ced4ddcb4097134ff3c332f xmlns="e3f02ce4-f17e-46f8-88f7-72120ec08e56">
+      <Terms xmlns="http://schemas.microsoft.com/office/infopath/2007/PartnerControls"/>
+    </lcf76f155ced4ddcb4097134ff3c332f>
+  </documentManagement>
+</p:properties>
+</file>
+
+<file path=customXml/item3.xml><?xml version="1.0" encoding="utf-8"?>
+<?mso-contentType ?>
+<FormTemplates xmlns="http://schemas.microsoft.com/sharepoint/v3/contenttype/forms">
+  <Display>DocumentLibraryForm</Display>
+  <Edit>DocumentLibraryForm</Edit>
+  <New>DocumentLibraryForm</New>
+</FormTemplates>
+</file>
+
 <file path=customXml/itemProps1.xml><?xml version="1.0" encoding="utf-8"?>
-<ds:datastoreItem xmlns:ds="http://schemas.openxmlformats.org/officeDocument/2006/customXml" ds:itemID="{C6692309-D0C9-4E1D-A7CB-F85BA78EDD86}">
+<ds:datastoreItem xmlns:ds="http://schemas.openxmlformats.org/officeDocument/2006/customXml" ds:itemID="{4581C616-6826-4885-8EF8-F081DA2D92E2}">
   <ds:schemaRefs>
-    <ds:schemaRef ds:uri="http://schemas.microsoft.com/sharepoint/v3/contenttype/forms"/>
+    <ds:schemaRef ds:uri="http://schemas.microsoft.com/office/2006/metadata/contentType"/>
+    <ds:schemaRef ds:uri="http://schemas.microsoft.com/office/2006/metadata/properties/metaAttributes"/>
+    <ds:schemaRef ds:uri="http://www.w3.org/2001/XMLSchema"/>
+    <ds:schemaRef ds:uri="http://schemas.microsoft.com/office/2006/metadata/properties"/>
+    <ds:schemaRef ds:uri="e3f02ce4-f17e-46f8-88f7-72120ec08e56"/>
+    <ds:schemaRef ds:uri="8e4e03e1-f8b1-44af-8a18-d6c17e30f4d4"/>
+    <ds:schemaRef ds:uri="http://schemas.microsoft.com/office/2006/documentManagement/types"/>
+    <ds:schemaRef ds:uri="http://schemas.microsoft.com/office/infopath/2007/PartnerControls"/>
+    <ds:schemaRef ds:uri="http://schemas.openxmlformats.org/package/2006/metadata/core-properties"/>
+    <ds:schemaRef ds:uri="http://purl.org/dc/elements/1.1/"/>
+    <ds:schemaRef ds:uri="http://purl.org/dc/terms/"/>
+    <ds:schemaRef ds:uri="http://schemas.microsoft.com/internal/obd"/>
   </ds:schemaRefs>
 </ds:datastoreItem>
 </file>
@@ -5899,20 +5930,9 @@
 </file>
 
 <file path=customXml/itemProps3.xml><?xml version="1.0" encoding="utf-8"?>
-<ds:datastoreItem xmlns:ds="http://schemas.openxmlformats.org/officeDocument/2006/customXml" ds:itemID="{4581C616-6826-4885-8EF8-F081DA2D92E2}">
+<ds:datastoreItem xmlns:ds="http://schemas.openxmlformats.org/officeDocument/2006/customXml" ds:itemID="{C6692309-D0C9-4E1D-A7CB-F85BA78EDD86}">
   <ds:schemaRefs>
-    <ds:schemaRef ds:uri="http://schemas.microsoft.com/office/2006/metadata/contentType"/>
-    <ds:schemaRef ds:uri="http://schemas.microsoft.com/office/2006/metadata/properties/metaAttributes"/>
-    <ds:schemaRef ds:uri="http://www.w3.org/2001/XMLSchema"/>
-    <ds:schemaRef ds:uri="http://schemas.microsoft.com/office/2006/metadata/properties"/>
-    <ds:schemaRef ds:uri="e3f02ce4-f17e-46f8-88f7-72120ec08e56"/>
-    <ds:schemaRef ds:uri="8e4e03e1-f8b1-44af-8a18-d6c17e30f4d4"/>
-    <ds:schemaRef ds:uri="http://schemas.microsoft.com/office/2006/documentManagement/types"/>
-    <ds:schemaRef ds:uri="http://schemas.microsoft.com/office/infopath/2007/PartnerControls"/>
-    <ds:schemaRef ds:uri="http://schemas.openxmlformats.org/package/2006/metadata/core-properties"/>
-    <ds:schemaRef ds:uri="http://purl.org/dc/elements/1.1/"/>
-    <ds:schemaRef ds:uri="http://purl.org/dc/terms/"/>
-    <ds:schemaRef ds:uri="http://schemas.microsoft.com/internal/obd"/>
+    <ds:schemaRef ds:uri="http://schemas.microsoft.com/sharepoint/v3/contenttype/forms"/>
   </ds:schemaRefs>
 </ds:datastoreItem>
 </file>